--- a/docs/casos/word/CASO-001-folha-resposta.docx
+++ b/docs/casos/word/CASO-001-folha-resposta.docx
@@ -7816,19 +7816,6 @@
     </w:p>
     <w:p>
       <w:pPr>
-        <w:pStyle w:val="ListParagraph"/>
-        <w:numPr>
-          <w:ilvl w:val="0"/>
-          <w:numId w:val="3"/>
-        </w:numPr>
-        <w:spacing w:after="60"/>
-      </w:pPr>
-      <w:r>
-        <w:t xml:space="preserve">Reoperação programada para nova avaliação, se a viabilidade ficar duvidosa.</w:t>
-      </w:r>
-    </w:p>
-    <w:p>
-      <w:pPr>
         <w:spacing w:after="60" w:before="160"/>
       </w:pPr>
       <w:r>
@@ -8094,6 +8081,52 @@
           <w:p>
             <w:r>
               <w:t xml:space="preserve">Reoperação e internação desnecessárias.</w:t>
+            </w:r>
+          </w:p>
+        </w:tc>
+      </w:tr>
+      <w:tr>
+        <w:tc>
+          <w:tcPr>
+            <w:tcW w:type="dxa" w:w="4819"/>
+            <w:tcBorders>
+              <w:top w:val="single" w:color="D8D8CF" w:sz="4"/>
+              <w:left w:val="single" w:color="D8D8CF" w:sz="4"/>
+              <w:bottom w:val="single" w:color="D8D8CF" w:sz="4"/>
+              <w:right w:val="single" w:color="D8D8CF" w:sz="4"/>
+            </w:tcBorders>
+            <w:tcMar>
+              <w:top w:type="dxa" w:w="80"/>
+              <w:left w:type="dxa" w:w="100"/>
+              <w:bottom w:type="dxa" w:w="80"/>
+              <w:right w:type="dxa" w:w="100"/>
+            </w:tcMar>
+          </w:tcPr>
+          <w:p>
+            <w:r>
+              <w:t xml:space="preserve">Deixar o segmento e programar reoperação para reavaliar a viabilidade, sem ressecar agora.</w:t>
+            </w:r>
+          </w:p>
+        </w:tc>
+        <w:tc>
+          <w:tcPr>
+            <w:tcW w:type="dxa" w:w="4819"/>
+            <w:tcBorders>
+              <w:top w:val="single" w:color="D8D8CF" w:sz="4"/>
+              <w:left w:val="single" w:color="D8D8CF" w:sz="4"/>
+              <w:bottom w:val="single" w:color="D8D8CF" w:sz="4"/>
+              <w:right w:val="single" w:color="D8D8CF" w:sz="4"/>
+            </w:tcBorders>
+            <w:tcMar>
+              <w:top w:type="dxa" w:w="80"/>
+              <w:left w:type="dxa" w:w="100"/>
+              <w:bottom w:type="dxa" w:w="80"/>
+              <w:right w:type="dxa" w:w="100"/>
+            </w:tcMar>
+          </w:tcPr>
+          <w:p>
+            <w:r>
+              <w:t xml:space="preserve">Depois da pausa, a alça segue sem pulso, sem brilho e sem peristaltismo: não há dúvida sobre a viabilidade. Adiar a ressecção mantém um segmento necrótico no abdome e acrescenta uma segunda anestesia.</w:t>
             </w:r>
           </w:p>
         </w:tc>
@@ -8613,6 +8646,96 @@
           </w:p>
         </w:tc>
       </w:tr>
+      <w:tr>
+        <w:tc>
+          <w:tcPr>
+            <w:tcW w:type="dxa" w:w="876"/>
+            <w:tcBorders>
+              <w:top w:val="single" w:color="D8D8CF" w:sz="4"/>
+              <w:left w:val="single" w:color="D8D8CF" w:sz="4"/>
+              <w:bottom w:val="single" w:color="D8D8CF" w:sz="4"/>
+              <w:right w:val="single" w:color="D8D8CF" w:sz="4"/>
+            </w:tcBorders>
+            <w:tcMar>
+              <w:top w:type="dxa" w:w="80"/>
+              <w:left w:type="dxa" w:w="100"/>
+              <w:bottom w:type="dxa" w:w="80"/>
+              <w:right w:type="dxa" w:w="100"/>
+            </w:tcMar>
+          </w:tcPr>
+          <w:p>
+            <w:r>
+              <w:t xml:space="preserve">R13</w:t>
+            </w:r>
+          </w:p>
+        </w:tc>
+        <w:tc>
+          <w:tcPr>
+            <w:tcW w:type="dxa" w:w="3285"/>
+            <w:tcBorders>
+              <w:top w:val="single" w:color="D8D8CF" w:sz="4"/>
+              <w:left w:val="single" w:color="D8D8CF" w:sz="4"/>
+              <w:bottom w:val="single" w:color="D8D8CF" w:sz="4"/>
+              <w:right w:val="single" w:color="D8D8CF" w:sz="4"/>
+            </w:tcBorders>
+            <w:tcMar>
+              <w:top w:type="dxa" w:w="80"/>
+              <w:left w:type="dxa" w:w="100"/>
+              <w:bottom w:type="dxa" w:w="80"/>
+              <w:right w:type="dxa" w:w="100"/>
+            </w:tcMar>
+          </w:tcPr>
+          <w:p>
+            <w:r>
+              <w:t xml:space="preserve">Deixa o segmento inviável para reavaliar em reoperação programada.</w:t>
+            </w:r>
+          </w:p>
+        </w:tc>
+        <w:tc>
+          <w:tcPr>
+            <w:tcW w:type="dxa" w:w="3285"/>
+            <w:tcBorders>
+              <w:top w:val="single" w:color="D8D8CF" w:sz="4"/>
+              <w:left w:val="single" w:color="D8D8CF" w:sz="4"/>
+              <w:bottom w:val="single" w:color="D8D8CF" w:sz="4"/>
+              <w:right w:val="single" w:color="D8D8CF" w:sz="4"/>
+            </w:tcBorders>
+            <w:tcMar>
+              <w:top w:type="dxa" w:w="80"/>
+              <w:left w:type="dxa" w:w="100"/>
+              <w:bottom w:type="dxa" w:w="80"/>
+              <w:right w:type="dxa" w:w="100"/>
+            </w:tcMar>
+          </w:tcPr>
+          <w:p>
+            <w:r>
+              <w:t xml:space="preserve">Na reoperação, 24 horas depois, o segmento está necrótico e é ressecado com anastomose. O paciente passa por uma segunda anestesia e fica mais tempo internado.</w:t>
+            </w:r>
+          </w:p>
+        </w:tc>
+        <w:tc>
+          <w:tcPr>
+            <w:tcW w:type="dxa" w:w="2192"/>
+            <w:tcBorders>
+              <w:top w:val="single" w:color="D8D8CF" w:sz="4"/>
+              <w:left w:val="single" w:color="D8D8CF" w:sz="4"/>
+              <w:bottom w:val="single" w:color="D8D8CF" w:sz="4"/>
+              <w:right w:val="single" w:color="D8D8CF" w:sz="4"/>
+            </w:tcBorders>
+            <w:tcMar>
+              <w:top w:type="dxa" w:w="80"/>
+              <w:left w:type="dxa" w:w="100"/>
+              <w:bottom w:type="dxa" w:w="80"/>
+              <w:right w:type="dxa" w:w="100"/>
+            </w:tcMar>
+          </w:tcPr>
+          <w:p>
+            <w:r>
+              <w:t xml:space="preserve">M5, Pós-operatório</w:t>
+            </w:r>
+          </w:p>
+        </w:tc>
+      </w:tr>
     </w:tbl>
     <w:p>
       <w:pPr>
@@ -9189,7 +9312,7 @@
           </w:tcPr>
           <w:p>
             <w:r>
-              <w:t xml:space="preserve">não escolheu: Ressecar o segmento inviável com margens viáveis e fazer anastomose primária, já que o paciente está estável e sem contaminação extensa. / Anastomose manual ou mecânica. / Reoperação programada para nova avaliação, se a viabilidade ficar duvidosa. / Optar por controle de danos em paciente estável.</w:t>
+              <w:t xml:space="preserve">não escolheu: Ressecar o segmento inviável com margens viáveis e fazer anastomose primária, já que o paciente está estável e sem contaminação extensa. / Anastomose manual ou mecânica. / Deixar o segmento e programar reoperação para reavaliar a viabilidade, sem ressecar agora. / Optar por controle de danos em paciente estável.</w:t>
             </w:r>
           </w:p>
         </w:tc>
@@ -9749,6 +9872,330 @@
           <w:b/>
           <w:bCs/>
         </w:rPr>
+        <w:t xml:space="preserve">Consequências de decisões fora do esperado</w:t>
+      </w:r>
+    </w:p>
+    <w:tbl>
+      <w:tblPr>
+        <w:tblW w:type="dxa" w:w="9638"/>
+        <w:tblBorders>
+          <w:top w:val="single" w:color="auto" w:sz="4"/>
+          <w:left w:val="single" w:color="auto" w:sz="4"/>
+          <w:bottom w:val="single" w:color="auto" w:sz="4"/>
+          <w:right w:val="single" w:color="auto" w:sz="4"/>
+          <w:insideH w:val="single" w:color="auto" w:sz="4"/>
+          <w:insideV w:val="single" w:color="auto" w:sz="4"/>
+        </w:tblBorders>
+      </w:tblPr>
+      <w:tblGrid>
+        <w:gridCol w:w="876"/>
+        <w:gridCol w:w="3285"/>
+        <w:gridCol w:w="3285"/>
+        <w:gridCol w:w="2192"/>
+      </w:tblGrid>
+      <w:tr>
+        <w:trPr>
+          <w:tblHeader/>
+        </w:trPr>
+        <w:tc>
+          <w:tcPr>
+            <w:tcW w:type="dxa" w:w="876"/>
+            <w:tcBorders>
+              <w:top w:val="single" w:color="D8D8CF" w:sz="4"/>
+              <w:left w:val="single" w:color="D8D8CF" w:sz="4"/>
+              <w:bottom w:val="single" w:color="D8D8CF" w:sz="4"/>
+              <w:right w:val="single" w:color="D8D8CF" w:sz="4"/>
+            </w:tcBorders>
+            <w:shd w:fill="E8EDC4" w:color="auto" w:val="clear"/>
+            <w:tcMar>
+              <w:top w:type="dxa" w:w="80"/>
+              <w:left w:type="dxa" w:w="100"/>
+              <w:bottom w:type="dxa" w:w="80"/>
+              <w:right w:type="dxa" w:w="100"/>
+            </w:tcMar>
+          </w:tcPr>
+          <w:p>
+            <w:r>
+              <w:rPr>
+                <w:b/>
+                <w:bCs/>
+              </w:rPr>
+              <w:t xml:space="preserve">Regra</w:t>
+            </w:r>
+          </w:p>
+        </w:tc>
+        <w:tc>
+          <w:tcPr>
+            <w:tcW w:type="dxa" w:w="3285"/>
+            <w:tcBorders>
+              <w:top w:val="single" w:color="D8D8CF" w:sz="4"/>
+              <w:left w:val="single" w:color="D8D8CF" w:sz="4"/>
+              <w:bottom w:val="single" w:color="D8D8CF" w:sz="4"/>
+              <w:right w:val="single" w:color="D8D8CF" w:sz="4"/>
+            </w:tcBorders>
+            <w:shd w:fill="E8EDC4" w:color="auto" w:val="clear"/>
+            <w:tcMar>
+              <w:top w:type="dxa" w:w="80"/>
+              <w:left w:type="dxa" w:w="100"/>
+              <w:bottom w:type="dxa" w:w="80"/>
+              <w:right w:type="dxa" w:w="100"/>
+            </w:tcMar>
+          </w:tcPr>
+          <w:p>
+            <w:r>
+              <w:rPr>
+                <w:b/>
+                <w:bCs/>
+              </w:rPr>
+              <w:t xml:space="preserve">Se o aluno</w:t>
+            </w:r>
+          </w:p>
+        </w:tc>
+        <w:tc>
+          <w:tcPr>
+            <w:tcW w:type="dxa" w:w="3285"/>
+            <w:tcBorders>
+              <w:top w:val="single" w:color="D8D8CF" w:sz="4"/>
+              <w:left w:val="single" w:color="D8D8CF" w:sz="4"/>
+              <w:bottom w:val="single" w:color="D8D8CF" w:sz="4"/>
+              <w:right w:val="single" w:color="D8D8CF" w:sz="4"/>
+            </w:tcBorders>
+            <w:shd w:fill="E8EDC4" w:color="auto" w:val="clear"/>
+            <w:tcMar>
+              <w:top w:type="dxa" w:w="80"/>
+              <w:left w:type="dxa" w:w="100"/>
+              <w:bottom w:type="dxa" w:w="80"/>
+              <w:right w:type="dxa" w:w="100"/>
+            </w:tcMar>
+          </w:tcPr>
+          <w:p>
+            <w:r>
+              <w:rPr>
+                <w:b/>
+                <w:bCs/>
+              </w:rPr>
+              <w:t xml:space="preserve">Então</w:t>
+            </w:r>
+          </w:p>
+        </w:tc>
+        <w:tc>
+          <w:tcPr>
+            <w:tcW w:type="dxa" w:w="2192"/>
+            <w:tcBorders>
+              <w:top w:val="single" w:color="D8D8CF" w:sz="4"/>
+              <w:left w:val="single" w:color="D8D8CF" w:sz="4"/>
+              <w:bottom w:val="single" w:color="D8D8CF" w:sz="4"/>
+              <w:right w:val="single" w:color="D8D8CF" w:sz="4"/>
+            </w:tcBorders>
+            <w:shd w:fill="E8EDC4" w:color="auto" w:val="clear"/>
+            <w:tcMar>
+              <w:top w:type="dxa" w:w="80"/>
+              <w:left w:type="dxa" w:w="100"/>
+              <w:bottom w:type="dxa" w:w="80"/>
+              <w:right w:type="dxa" w:w="100"/>
+            </w:tcMar>
+          </w:tcPr>
+          <w:p>
+            <w:r>
+              <w:rPr>
+                <w:b/>
+                <w:bCs/>
+              </w:rPr>
+              <w:t xml:space="preserve">O caso vai para</w:t>
+            </w:r>
+          </w:p>
+        </w:tc>
+      </w:tr>
+      <w:tr>
+        <w:tc>
+          <w:tcPr>
+            <w:tcW w:type="dxa" w:w="876"/>
+            <w:tcBorders>
+              <w:top w:val="single" w:color="D8D8CF" w:sz="4"/>
+              <w:left w:val="single" w:color="D8D8CF" w:sz="4"/>
+              <w:bottom w:val="single" w:color="D8D8CF" w:sz="4"/>
+              <w:right w:val="single" w:color="D8D8CF" w:sz="4"/>
+            </w:tcBorders>
+            <w:tcMar>
+              <w:top w:type="dxa" w:w="80"/>
+              <w:left w:type="dxa" w:w="100"/>
+              <w:bottom w:type="dxa" w:w="80"/>
+              <w:right w:type="dxa" w:w="100"/>
+            </w:tcMar>
+          </w:tcPr>
+          <w:p>
+            <w:r>
+              <w:t xml:space="preserve">R14</w:t>
+            </w:r>
+          </w:p>
+        </w:tc>
+        <w:tc>
+          <w:tcPr>
+            <w:tcW w:type="dxa" w:w="3285"/>
+            <w:tcBorders>
+              <w:top w:val="single" w:color="D8D8CF" w:sz="4"/>
+              <w:left w:val="single" w:color="D8D8CF" w:sz="4"/>
+              <w:bottom w:val="single" w:color="D8D8CF" w:sz="4"/>
+              <w:right w:val="single" w:color="D8D8CF" w:sz="4"/>
+            </w:tcBorders>
+            <w:tcMar>
+              <w:top w:type="dxa" w:w="80"/>
+              <w:left w:type="dxa" w:w="100"/>
+              <w:bottom w:type="dxa" w:w="80"/>
+              <w:right w:type="dxa" w:w="100"/>
+            </w:tcMar>
+          </w:tcPr>
+          <w:p>
+            <w:r>
+              <w:t xml:space="preserve">Faz anastomose primária em paciente em choque com acidose grave.</w:t>
+            </w:r>
+          </w:p>
+        </w:tc>
+        <w:tc>
+          <w:tcPr>
+            <w:tcW w:type="dxa" w:w="3285"/>
+            <w:tcBorders>
+              <w:top w:val="single" w:color="D8D8CF" w:sz="4"/>
+              <w:left w:val="single" w:color="D8D8CF" w:sz="4"/>
+              <w:bottom w:val="single" w:color="D8D8CF" w:sz="4"/>
+              <w:right w:val="single" w:color="D8D8CF" w:sz="4"/>
+            </w:tcBorders>
+            <w:tcMar>
+              <w:top w:type="dxa" w:w="80"/>
+              <w:left w:type="dxa" w:w="100"/>
+              <w:bottom w:type="dxa" w:w="80"/>
+              <w:right w:type="dxa" w:w="100"/>
+            </w:tcMar>
+          </w:tcPr>
+          <w:p>
+            <w:r>
+              <w:t xml:space="preserve">A cirurgia se estende para confeccionar a anastomose, e o paciente chega à UTI mais frio, mais acidótico e com dose maior de noradrenalina.</w:t>
+            </w:r>
+          </w:p>
+        </w:tc>
+        <w:tc>
+          <w:tcPr>
+            <w:tcW w:type="dxa" w:w="2192"/>
+            <w:tcBorders>
+              <w:top w:val="single" w:color="D8D8CF" w:sz="4"/>
+              <w:left w:val="single" w:color="D8D8CF" w:sz="4"/>
+              <w:bottom w:val="single" w:color="D8D8CF" w:sz="4"/>
+              <w:right w:val="single" w:color="D8D8CF" w:sz="4"/>
+            </w:tcBorders>
+            <w:tcMar>
+              <w:top w:type="dxa" w:w="80"/>
+              <w:left w:type="dxa" w:w="100"/>
+              <w:bottom w:type="dxa" w:w="80"/>
+              <w:right w:type="dxa" w:w="100"/>
+            </w:tcMar>
+          </w:tcPr>
+          <w:p>
+            <w:r>
+              <w:t xml:space="preserve">Desfecho D5 (grave)</w:t>
+            </w:r>
+          </w:p>
+        </w:tc>
+      </w:tr>
+      <w:tr>
+        <w:tc>
+          <w:tcPr>
+            <w:tcW w:type="dxa" w:w="876"/>
+            <w:tcBorders>
+              <w:top w:val="single" w:color="D8D8CF" w:sz="4"/>
+              <w:left w:val="single" w:color="D8D8CF" w:sz="4"/>
+              <w:bottom w:val="single" w:color="D8D8CF" w:sz="4"/>
+              <w:right w:val="single" w:color="D8D8CF" w:sz="4"/>
+            </w:tcBorders>
+            <w:tcMar>
+              <w:top w:type="dxa" w:w="80"/>
+              <w:left w:type="dxa" w:w="100"/>
+              <w:bottom w:type="dxa" w:w="80"/>
+              <w:right w:type="dxa" w:w="100"/>
+            </w:tcMar>
+          </w:tcPr>
+          <w:p>
+            <w:r>
+              <w:t xml:space="preserve">R15</w:t>
+            </w:r>
+          </w:p>
+        </w:tc>
+        <w:tc>
+          <w:tcPr>
+            <w:tcW w:type="dxa" w:w="3285"/>
+            <w:tcBorders>
+              <w:top w:val="single" w:color="D8D8CF" w:sz="4"/>
+              <w:left w:val="single" w:color="D8D8CF" w:sz="4"/>
+              <w:bottom w:val="single" w:color="D8D8CF" w:sz="4"/>
+              <w:right w:val="single" w:color="D8D8CF" w:sz="4"/>
+            </w:tcBorders>
+            <w:tcMar>
+              <w:top w:type="dxa" w:w="80"/>
+              <w:left w:type="dxa" w:w="100"/>
+              <w:bottom w:type="dxa" w:w="80"/>
+              <w:right w:type="dxa" w:w="100"/>
+            </w:tcMar>
+          </w:tcPr>
+          <w:p>
+            <w:r>
+              <w:t xml:space="preserve">Prolonga a cirurgia para resolver tudo em um só tempo.</w:t>
+            </w:r>
+          </w:p>
+        </w:tc>
+        <w:tc>
+          <w:tcPr>
+            <w:tcW w:type="dxa" w:w="3285"/>
+            <w:tcBorders>
+              <w:top w:val="single" w:color="D8D8CF" w:sz="4"/>
+              <w:left w:val="single" w:color="D8D8CF" w:sz="4"/>
+              <w:bottom w:val="single" w:color="D8D8CF" w:sz="4"/>
+              <w:right w:val="single" w:color="D8D8CF" w:sz="4"/>
+            </w:tcBorders>
+            <w:tcMar>
+              <w:top w:type="dxa" w:w="80"/>
+              <w:left w:type="dxa" w:w="100"/>
+              <w:bottom w:type="dxa" w:w="80"/>
+              <w:right w:type="dxa" w:w="100"/>
+            </w:tcMar>
+          </w:tcPr>
+          <w:p>
+            <w:r>
+              <w:t xml:space="preserve">A cirurgia dura mais duas horas. O paciente chega à UTI com 34,6 °C, pH 7,10 e sangramento difuso, e precisa de transfusão maciça antes da reoperação.</w:t>
+            </w:r>
+          </w:p>
+        </w:tc>
+        <w:tc>
+          <w:tcPr>
+            <w:tcW w:type="dxa" w:w="2192"/>
+            <w:tcBorders>
+              <w:top w:val="single" w:color="D8D8CF" w:sz="4"/>
+              <w:left w:val="single" w:color="D8D8CF" w:sz="4"/>
+              <w:bottom w:val="single" w:color="D8D8CF" w:sz="4"/>
+              <w:right w:val="single" w:color="D8D8CF" w:sz="4"/>
+            </w:tcBorders>
+            <w:tcMar>
+              <w:top w:type="dxa" w:w="80"/>
+              <w:left w:type="dxa" w:w="100"/>
+              <w:bottom w:type="dxa" w:w="80"/>
+              <w:right w:type="dxa" w:w="100"/>
+            </w:tcMar>
+          </w:tcPr>
+          <w:p>
+            <w:r>
+              <w:t xml:space="preserve">Desfecho D3 (ruim)</w:t>
+            </w:r>
+          </w:p>
+        </w:tc>
+      </w:tr>
+    </w:tbl>
+    <w:p>
+      <w:pPr>
+        <w:spacing w:after="60" w:before="160"/>
+      </w:pPr>
+      <w:r>
+        <w:rPr>
+          <w:b/>
+          <w:bCs/>
+        </w:rPr>
         <w:t xml:space="preserve">Textos mostrados na lista do simulador estático</w:t>
       </w:r>
     </w:p>
@@ -11480,7 +11927,7 @@
         <w:spacing w:after="60"/>
       </w:pPr>
       <w:r>
-        <w:t xml:space="preserve">O texto do M3 passou a dizer 'a sonda, se mantida, drenou...', porque o aluno pode ter retirado a sonda no M2.</w:t>
+        <w:t xml:space="preserve">17 opções da lista do simulador estático usam um texto neutro diferente do texto da folha (tabelas 'Textos mostrados na lista do simulador estático' da folha resposta). Conferir se descrevem a mesma conduta.</w:t>
       </w:r>
     </w:p>
     <w:p>
@@ -11493,7 +11940,7 @@
         <w:spacing w:after="60"/>
       </w:pPr>
       <w:r>
-        <w:t xml:space="preserve">17 opções da lista do simulador estático usam um texto neutro diferente do texto da folha (tabelas 'Textos mostrados na lista do simulador estático' da folha resposta). Conferir se descrevem a mesma conduta.</w:t>
+        <w:t xml:space="preserve">Resposta padrão para segmento do exame físico que não existe no caso: 'Sem alterações nesse segmento.' Confirmar.</w:t>
       </w:r>
     </w:p>
     <w:p>
@@ -11506,7 +11953,7 @@
         <w:spacing w:after="60"/>
       </w:pPr>
       <w:r>
-        <w:t xml:space="preserve">Resposta padrão para segmento do exame físico que não existe no caso: 'Sem alterações nesse segmento.' Confirmar.</w:t>
+        <w:t xml:space="preserve">Hipótese diagnóstica, diferenciais e o jeito do paciente foram escritos pelo desenvolvimento. Conferir a hipótese correta, as incompletas, as incorretas, o raciocínio e os diferenciais. O peso do diagnóstico é 10% da nota.</w:t>
       </w:r>
     </w:p>
     <w:p>
@@ -11519,7 +11966,7 @@
         <w:spacing w:after="60"/>
       </w:pPr>
       <w:r>
-        <w:t xml:space="preserve">Hipótese diagnóstica, diferenciais e o jeito do paciente foram escritos pelo desenvolvimento. Conferir a hipótese correta, as incompletas, as incorretas, o raciocínio e os diferenciais. O peso do diagnóstico é 10% da nota.</w:t>
+        <w:t xml:space="preserve">Os efeitos imediatos das condutas (o que acontece com o paciente na hora, inclusive mudança de sinais vitais) foram escritos pelo desenvolvimento. Conferir cada um nas tabelas 'O que acontece com o paciente na hora' da folha resposta.</w:t>
       </w:r>
     </w:p>
     <w:p>
@@ -11532,7 +11979,7 @@
         <w:spacing w:after="60"/>
       </w:pPr>
       <w:r>
-        <w:t xml:space="preserve">Os efeitos imediatos das condutas (o que acontece com o paciente na hora, inclusive mudança de sinais vitais) foram escritos pelo desenvolvimento. Conferir cada um nas tabelas 'O que acontece com o paciente na hora' da folha resposta.</w:t>
+        <w:t xml:space="preserve">Autor do caso: 'A definir'.</w:t>
       </w:r>
     </w:p>
     <w:p>
@@ -11545,7 +11992,72 @@
         <w:spacing w:after="60"/>
       </w:pPr>
       <w:r>
-        <w:t xml:space="preserve">Autor do caso: 'A definir'.</w:t>
+        <w:t xml:space="preserve">As 108 explicações das alternativas do modo guiado (por que cada conduta está certa ou errada) foram escritas pelo desenvolvimento a partir das diretrizes citadas. Conferir cada uma nas tabelas 'Explicação mostrada ao aluno no modo guiado' da folha resposta.</w:t>
+      </w:r>
+    </w:p>
+    <w:p>
+      <w:pPr>
+        <w:pStyle w:val="ListParagraph"/>
+        <w:numPr>
+          <w:ilvl w:val="0"/>
+          <w:numId w:val="6"/>
+        </w:numPr>
+        <w:spacing w:after="60"/>
+      </w:pPr>
+      <w:r>
+        <w:t xml:space="preserve">Revisão de outubro de 2026: as situações do M2 e do M3 foram reescritas para o caminho fixo do modo guiado (a sonda nasogástrica aparece como passada e mantida).</w:t>
+      </w:r>
+    </w:p>
+    <w:p>
+      <w:pPr>
+        <w:pStyle w:val="ListParagraph"/>
+        <w:numPr>
+          <w:ilvl w:val="0"/>
+          <w:numId w:val="6"/>
+        </w:numPr>
+        <w:spacing w:after="60"/>
+      </w:pPr>
+      <w:r>
+        <w:t xml:space="preserve">Revisão de outubro de 2026: 'Reoperação programada para nova avaliação' no M4 passou de aceitável a subótima (R13), porque depois da pausa a alça está claramente inviável. Confirmar.</w:t>
+      </w:r>
+    </w:p>
+    <w:p>
+      <w:pPr>
+        <w:pStyle w:val="ListParagraph"/>
+        <w:numPr>
+          <w:ilvl w:val="0"/>
+          <w:numId w:val="6"/>
+        </w:numPr>
+        <w:spacing w:after="60"/>
+      </w:pPr>
+      <w:r>
+        <w:t xml:space="preserve">Revisão de outubro de 2026: a tomografia de controle antes da cirurgia (aceitável no M3) deixou de registrar atraso; só a repetição que atrasa a cirurgia (subótima) registra.</w:t>
+      </w:r>
+    </w:p>
+    <w:p>
+      <w:pPr>
+        <w:pStyle w:val="ListParagraph"/>
+        <w:numPr>
+          <w:ilvl w:val="0"/>
+          <w:numId w:val="6"/>
+        </w:numPr>
+        <w:spacing w:after="60"/>
+      </w:pPr>
+      <w:r>
+        <w:t xml:space="preserve">Revisão de outubro de 2026: novo desfecho D5 (óbito) para anastomose primária no paciente em choque (R14). A cirurgia prolongada no paciente instável (R15) mantém o desfecho D3, com piora da hipotermia e da acidose. Confirmar.</w:t>
+      </w:r>
+    </w:p>
+    <w:p>
+      <w:pPr>
+        <w:pStyle w:val="ListParagraph"/>
+        <w:numPr>
+          <w:ilvl w:val="0"/>
+          <w:numId w:val="6"/>
+        </w:numPr>
+        <w:spacing w:after="60"/>
+      </w:pPr>
+      <w:r>
+        <w:t xml:space="preserve">A explicação do M1 orienta suspender a losartana na hipovolemia com piora da função renal. Confirmar.</w:t>
       </w:r>
     </w:p>
     <w:sectPr>
